--- a/templates/CBB_cong_ty_giay_xac_nhan_xa_vien.docx
+++ b/templates/CBB_cong_ty_giay_xac_nhan_xa_vien.docx
@@ -29,16 +29,32 @@
           <w:p>
             <w:pPr>
               <w:jc w:val="center"/>
+              <w:rPr>
+                <w:b/>
+                <w:bCs/>
+              </w:rPr>
             </w:pPr>
             <w:r>
+              <w:rPr>
+                <w:b/>
+                <w:bCs/>
+              </w:rPr>
               <w:t>{{</w:t>
             </w:r>
             <w:proofErr w:type="spellStart"/>
             <w:r>
+              <w:rPr>
+                <w:b/>
+                <w:bCs/>
+              </w:rPr>
               <w:t>tenDonViHTX</w:t>
             </w:r>
             <w:proofErr w:type="spellEnd"/>
             <w:r>
+              <w:rPr>
+                <w:b/>
+                <w:bCs/>
+              </w:rPr>
               <w:t>}}</w:t>
             </w:r>
           </w:p>
@@ -50,45 +66,89 @@
           <w:p>
             <w:pPr>
               <w:jc w:val="center"/>
+              <w:rPr>
+                <w:b/>
+                <w:bCs/>
+              </w:rPr>
             </w:pPr>
             <w:r>
+              <w:rPr>
+                <w:b/>
+                <w:bCs/>
+              </w:rPr>
               <w:t>CỘNG HÒA XÃ HỘI CHỦ NGHĨA VIỆT NAM</w:t>
             </w:r>
           </w:p>
           <w:p>
             <w:pPr>
               <w:jc w:val="center"/>
+              <w:rPr>
+                <w:b/>
+                <w:bCs/>
+              </w:rPr>
             </w:pPr>
             <w:proofErr w:type="spellStart"/>
             <w:r>
+              <w:rPr>
+                <w:b/>
+                <w:bCs/>
+              </w:rPr>
               <w:t>Độc</w:t>
             </w:r>
             <w:proofErr w:type="spellEnd"/>
             <w:r>
+              <w:rPr>
+                <w:b/>
+                <w:bCs/>
+              </w:rPr>
               <w:t xml:space="preserve"> </w:t>
             </w:r>
             <w:proofErr w:type="spellStart"/>
             <w:r>
+              <w:rPr>
+                <w:b/>
+                <w:bCs/>
+              </w:rPr>
               <w:t>Lập</w:t>
             </w:r>
             <w:proofErr w:type="spellEnd"/>
             <w:r>
+              <w:rPr>
+                <w:b/>
+                <w:bCs/>
+              </w:rPr>
               <w:t xml:space="preserve"> – </w:t>
             </w:r>
             <w:proofErr w:type="spellStart"/>
             <w:r>
+              <w:rPr>
+                <w:b/>
+                <w:bCs/>
+              </w:rPr>
               <w:t>Tự</w:t>
             </w:r>
             <w:proofErr w:type="spellEnd"/>
             <w:r>
+              <w:rPr>
+                <w:b/>
+                <w:bCs/>
+              </w:rPr>
               <w:t xml:space="preserve"> Do – Hạnh Phúc</w:t>
             </w:r>
           </w:p>
           <w:p>
             <w:pPr>
               <w:jc w:val="center"/>
+              <w:rPr>
+                <w:b/>
+                <w:bCs/>
+              </w:rPr>
             </w:pPr>
             <w:r>
+              <w:rPr>
+                <w:b/>
+                <w:bCs/>
+              </w:rPr>
               <w:t>*****</w:t>
             </w:r>
           </w:p>
@@ -453,6 +513,17 @@
       <w:r>
         <w:t>:</w:t>
       </w:r>
+      <w:r>
+        <w:t xml:space="preserve"> {{</w:t>
+      </w:r>
+      <w:proofErr w:type="spellStart"/>
+      <w:r>
+        <w:t>diaChiHienNay</w:t>
+      </w:r>
+      <w:proofErr w:type="spellEnd"/>
+      <w:r>
+        <w:t>}}</w:t>
+      </w:r>
     </w:p>
     <w:p>
       <w:pPr>
@@ -482,6 +553,17 @@
       <w:proofErr w:type="spellEnd"/>
       <w:r>
         <w:t>:</w:t>
+      </w:r>
+      <w:r>
+        <w:t xml:space="preserve"> {{</w:t>
+      </w:r>
+      <w:proofErr w:type="spellStart"/>
+      <w:r>
+        <w:t>mstDoanhNghiep</w:t>
+      </w:r>
+      <w:proofErr w:type="spellEnd"/>
+      <w:r>
+        <w:t>}}</w:t>
       </w:r>
     </w:p>
     <w:p>
@@ -511,6 +593,17 @@
         <w:t>:</w:t>
       </w:r>
       <w:r>
+        <w:t xml:space="preserve"> {{</w:t>
+      </w:r>
+      <w:proofErr w:type="spellStart"/>
+      <w:r>
+        <w:t>nguoiDaiDien</w:t>
+      </w:r>
+      <w:proofErr w:type="spellEnd"/>
+      <w:r>
+        <w:t>}}</w:t>
+      </w:r>
+      <w:r>
         <w:tab/>
       </w:r>
       <w:proofErr w:type="spellStart"/>
@@ -528,6 +621,17 @@
       <w:proofErr w:type="spellEnd"/>
       <w:r>
         <w:t>:</w:t>
+      </w:r>
+      <w:r>
+        <w:t xml:space="preserve"> {{</w:t>
+      </w:r>
+      <w:proofErr w:type="spellStart"/>
+      <w:r>
+        <w:t>chucVuNguoiDaiDien</w:t>
+      </w:r>
+      <w:proofErr w:type="spellEnd"/>
+      <w:r>
+        <w:t>}}</w:t>
       </w:r>
     </w:p>
     <w:p>
@@ -894,10 +998,7 @@
       </w:r>
       <w:proofErr w:type="spellEnd"/>
       <w:r>
-        <w:t xml:space="preserve"> nay</w:t>
-      </w:r>
-      <w:r>
-        <w:t xml:space="preserve"> </w:t>
+        <w:t xml:space="preserve"> nay </w:t>
       </w:r>
       <w:r>
         <w:t>{{</w:t>
@@ -953,16 +1054,14 @@
       <w:r>
         <w:t xml:space="preserve"> </w:t>
       </w:r>
-      <w:proofErr w:type="gramStart"/>
-      <w:r>
-        <w:t xml:space="preserve">{{ </w:t>
+      <w:r>
+        <w:t>{{</w:t>
       </w:r>
       <w:proofErr w:type="spellStart"/>
       <w:r>
         <w:t>tenDonViHTX</w:t>
       </w:r>
       <w:proofErr w:type="spellEnd"/>
-      <w:proofErr w:type="gramEnd"/>
       <w:r>
         <w:t>}}</w:t>
       </w:r>
@@ -1158,10 +1257,7 @@
       </w:r>
       <w:proofErr w:type="spellEnd"/>
       <w:r>
-        <w:t xml:space="preserve"> </w:t>
-      </w:r>
-      <w:r>
-        <w:t>{{</w:t>
+        <w:t xml:space="preserve"> {{</w:t>
       </w:r>
       <w:proofErr w:type="spellStart"/>
       <w:r>

--- a/templates/CBB_cong_ty_giay_xac_nhan_xa_vien.docx
+++ b/templates/CBB_cong_ty_giay_xac_nhan_xa_vien.docx
@@ -1,6 +1,6 @@
 
 <file path=word/document.xml><?xml version="1.0" encoding="utf-8"?>
-<w:document xmlns:wpc="http://schemas.microsoft.com/office/word/2010/wordprocessingCanvas" xmlns:cx="http://schemas.microsoft.com/office/drawing/2014/chartex" xmlns:cx1="http://schemas.microsoft.com/office/drawing/2015/9/8/chartex" xmlns:cx2="http://schemas.microsoft.com/office/drawing/2015/10/21/chartex" xmlns:cx3="http://schemas.microsoft.com/office/drawing/2016/5/9/chartex" xmlns:cx4="http://schemas.microsoft.com/office/drawing/2016/5/10/chartex" xmlns:cx5="http://schemas.microsoft.com/office/drawing/2016/5/11/chartex" xmlns:cx6="http://schemas.microsoft.com/office/drawing/2016/5/12/chartex" xmlns:cx7="http://schemas.microsoft.com/office/drawing/2016/5/13/chartex" xmlns:cx8="http://schemas.microsoft.com/office/drawing/2016/5/14/chartex" xmlns:mc="http://schemas.openxmlformats.org/markup-compatibility/2006" xmlns:aink="http://schemas.microsoft.com/office/drawing/2016/ink" xmlns:am3d="http://schemas.microsoft.com/office/drawing/2017/model3d" xmlns:o="urn:schemas-microsoft-com:office:office" xmlns:oel="http://schemas.microsoft.com/office/2019/extlst" xmlns:r="http://schemas.openxmlformats.org/officeDocument/2006/relationships" xmlns:m="http://schemas.openxmlformats.org/officeDocument/2006/math" xmlns:v="urn:schemas-microsoft-com:vml" xmlns:wp14="http://schemas.microsoft.com/office/word/2010/wordprocessingDrawing" xmlns:wp="http://schemas.openxmlformats.org/drawingml/2006/wordprocessingDrawing" xmlns:w10="urn:schemas-microsoft-com:office:word" xmlns:w="http://schemas.openxmlformats.org/wordprocessingml/2006/main" xmlns:w14="http://schemas.microsoft.com/office/word/2010/wordml" xmlns:w15="http://schemas.microsoft.com/office/word/2012/wordml" xmlns:w16cex="http://schemas.microsoft.com/office/word/2018/wordml/cex" xmlns:w16cid="http://schemas.microsoft.com/office/word/2016/wordml/cid" xmlns:w16="http://schemas.microsoft.com/office/word/2018/wordml" xmlns:w16sdtdh="http://schemas.microsoft.com/office/word/2020/wordml/sdtdatahash" xmlns:w16se="http://schemas.microsoft.com/office/word/2015/wordml/symex" xmlns:wpg="http://schemas.microsoft.com/office/word/2010/wordprocessingGroup" xmlns:wpi="http://schemas.microsoft.com/office/word/2010/wordprocessingInk" xmlns:wne="http://schemas.microsoft.com/office/word/2006/wordml" xmlns:wps="http://schemas.microsoft.com/office/word/2010/wordprocessingShape" mc:Ignorable="w14 w15 w16se w16cid w16 w16cex w16sdtdh wp14">
+<w:document xmlns:wpc="http://schemas.microsoft.com/office/word/2010/wordprocessingCanvas" xmlns:cx="http://schemas.microsoft.com/office/drawing/2014/chartex" xmlns:cx1="http://schemas.microsoft.com/office/drawing/2015/9/8/chartex" xmlns:cx2="http://schemas.microsoft.com/office/drawing/2015/10/21/chartex" xmlns:cx3="http://schemas.microsoft.com/office/drawing/2016/5/9/chartex" xmlns:cx4="http://schemas.microsoft.com/office/drawing/2016/5/10/chartex" xmlns:cx5="http://schemas.microsoft.com/office/drawing/2016/5/11/chartex" xmlns:cx6="http://schemas.microsoft.com/office/drawing/2016/5/12/chartex" xmlns:cx7="http://schemas.microsoft.com/office/drawing/2016/5/13/chartex" xmlns:cx8="http://schemas.microsoft.com/office/drawing/2016/5/14/chartex" xmlns:mc="http://schemas.openxmlformats.org/markup-compatibility/2006" xmlns:aink="http://schemas.microsoft.com/office/drawing/2016/ink" xmlns:am3d="http://schemas.microsoft.com/office/drawing/2017/model3d" xmlns:o="urn:schemas-microsoft-com:office:office" xmlns:oel="http://schemas.microsoft.com/office/2019/extlst" xmlns:r="http://schemas.openxmlformats.org/officeDocument/2006/relationships" xmlns:m="http://schemas.openxmlformats.org/officeDocument/2006/math" xmlns:v="urn:schemas-microsoft-com:vml" xmlns:wp14="http://schemas.microsoft.com/office/word/2010/wordprocessingDrawing" xmlns:wp="http://schemas.openxmlformats.org/drawingml/2006/wordprocessingDrawing" xmlns:w10="urn:schemas-microsoft-com:office:word" xmlns:w="http://schemas.openxmlformats.org/wordprocessingml/2006/main" xmlns:w14="http://schemas.microsoft.com/office/word/2010/wordml" xmlns:w15="http://schemas.microsoft.com/office/word/2012/wordml" xmlns:w16cex="http://schemas.microsoft.com/office/word/2018/wordml/cex" xmlns:w16cid="http://schemas.microsoft.com/office/word/2016/wordml/cid" xmlns:w16="http://schemas.microsoft.com/office/word/2018/wordml" xmlns:w16du="http://schemas.microsoft.com/office/word/2023/wordml/word16du" xmlns:w16sdtdh="http://schemas.microsoft.com/office/word/2020/wordml/sdtdatahash" xmlns:w16sdtfl="http://schemas.microsoft.com/office/word/2024/wordml/sdtformatlock" xmlns:w16se="http://schemas.microsoft.com/office/word/2015/wordml/symex" xmlns:wpg="http://schemas.microsoft.com/office/word/2010/wordprocessingGroup" xmlns:wpi="http://schemas.microsoft.com/office/word/2010/wordprocessingInk" xmlns:wne="http://schemas.microsoft.com/office/word/2006/wordml" xmlns:wps="http://schemas.microsoft.com/office/word/2010/wordprocessingShape" mc:Ignorable="w14 w15 w16se w16cid w16 w16cex w16sdtdh w16sdtfl w16du wp14">
   <w:body>
     <w:tbl>
       <w:tblPr>
@@ -39,23 +39,7 @@
                 <w:b/>
                 <w:bCs/>
               </w:rPr>
-              <w:t>{{</w:t>
-            </w:r>
-            <w:proofErr w:type="spellStart"/>
-            <w:r>
-              <w:rPr>
-                <w:b/>
-                <w:bCs/>
-              </w:rPr>
-              <w:t>tenDonViHTX</w:t>
-            </w:r>
-            <w:proofErr w:type="spellEnd"/>
-            <w:r>
-              <w:rPr>
-                <w:b/>
-                <w:bCs/>
-              </w:rPr>
-              <w:t>}}</w:t>
+              <w:t>{{tenDonViHTX}}</w:t>
             </w:r>
           </w:p>
         </w:tc>
@@ -87,53 +71,12 @@
                 <w:bCs/>
               </w:rPr>
             </w:pPr>
-            <w:proofErr w:type="spellStart"/>
             <w:r>
               <w:rPr>
                 <w:b/>
                 <w:bCs/>
               </w:rPr>
-              <w:t>Độc</w:t>
-            </w:r>
-            <w:proofErr w:type="spellEnd"/>
-            <w:r>
-              <w:rPr>
-                <w:b/>
-                <w:bCs/>
-              </w:rPr>
-              <w:t xml:space="preserve"> </w:t>
-            </w:r>
-            <w:proofErr w:type="spellStart"/>
-            <w:r>
-              <w:rPr>
-                <w:b/>
-                <w:bCs/>
-              </w:rPr>
-              <w:t>Lập</w:t>
-            </w:r>
-            <w:proofErr w:type="spellEnd"/>
-            <w:r>
-              <w:rPr>
-                <w:b/>
-                <w:bCs/>
-              </w:rPr>
-              <w:t xml:space="preserve"> – </w:t>
-            </w:r>
-            <w:proofErr w:type="spellStart"/>
-            <w:r>
-              <w:rPr>
-                <w:b/>
-                <w:bCs/>
-              </w:rPr>
-              <w:t>Tự</w:t>
-            </w:r>
-            <w:proofErr w:type="spellEnd"/>
-            <w:r>
-              <w:rPr>
-                <w:b/>
-                <w:bCs/>
-              </w:rPr>
-              <w:t xml:space="preserve"> Do – Hạnh Phúc</w:t>
+              <w:t>Độc Lập – Tự Do – Hạnh Phúc</w:t>
             </w:r>
           </w:p>
           <w:p>
@@ -185,30 +128,98 @@
       <w:pPr>
         <w:spacing w:after="0" w:line="276" w:lineRule="auto"/>
       </w:pPr>
-      <w:proofErr w:type="spellStart"/>
-      <w:r>
-        <w:t>Chúng</w:t>
-      </w:r>
-      <w:proofErr w:type="spellEnd"/>
+      <w:r>
+        <w:t xml:space="preserve">Chúng tôi: </w:t>
+      </w:r>
+      <w:r>
+        <w:t>{{tenDonViHTX}}</w:t>
+      </w:r>
+    </w:p>
+    <w:p>
+      <w:pPr>
+        <w:spacing w:after="0" w:line="276" w:lineRule="auto"/>
+      </w:pPr>
+      <w:r>
+        <w:t xml:space="preserve">Đại diện: </w:t>
+      </w:r>
+      <w:r>
+        <w:t>{{nguoiDaiDienDonViHTX}}</w:t>
+      </w:r>
+      <w:r>
+        <w:tab/>
+        <w:t xml:space="preserve">Chức vụ: </w:t>
+      </w:r>
+      <w:r>
+        <w:t>{{chucVuNguoiDaiDienDonViHTX}}</w:t>
+      </w:r>
+    </w:p>
+    <w:p>
+      <w:pPr>
+        <w:spacing w:after="0" w:line="276" w:lineRule="auto"/>
+      </w:pPr>
+      <w:r>
+        <w:t xml:space="preserve">Địa chỉ: </w:t>
+      </w:r>
+      <w:r>
+        <w:t>{{diaChiDonViHTX}}</w:t>
+      </w:r>
+    </w:p>
+    <w:p>
+      <w:pPr>
+        <w:spacing w:after="0" w:line="276" w:lineRule="auto"/>
+      </w:pPr>
+      <w:r>
+        <w:t xml:space="preserve">Điện thoại: </w:t>
+      </w:r>
+      <w:r>
+        <w:t>{{sdtDonViHTX}}</w:t>
+      </w:r>
+    </w:p>
+    <w:p>
+      <w:pPr>
+        <w:spacing w:after="0" w:line="276" w:lineRule="auto"/>
+      </w:pPr>
+      <w:r>
+        <w:t xml:space="preserve">Giấy CNĐKKD Số : {{soGiayPhepKDVTDonViHTX}} cấp lần thứ {{lanCapGiayPhepKDVTDonViHTX}}, ngày {{ngayCapGiayPhepKDVTDonViHTX}} </w:t>
+      </w:r>
+    </w:p>
+    <w:p>
+      <w:pPr>
+        <w:spacing w:after="0" w:line="276" w:lineRule="auto"/>
+      </w:pPr>
+      <w:r>
+        <w:t>Nơi cấp: {{noiCapGiayPhepKDVTDonViHTX}}</w:t>
+      </w:r>
+    </w:p>
+    <w:p>
+      <w:pPr>
+        <w:spacing w:after="0" w:line="276" w:lineRule="auto"/>
+      </w:pPr>
+      <w:r>
+        <w:t>MST: {{soGiayPhepKDDonViHTX}}</w:t>
+      </w:r>
+    </w:p>
+    <w:p>
+      <w:pPr>
+        <w:spacing w:after="0" w:line="276" w:lineRule="auto"/>
+      </w:pPr>
+    </w:p>
+    <w:p>
+      <w:pPr>
+        <w:spacing w:after="0" w:line="276" w:lineRule="auto"/>
+      </w:pPr>
+      <w:r>
+        <w:t>Xác nhận:</w:t>
+      </w:r>
       <w:r>
         <w:t xml:space="preserve"> </w:t>
       </w:r>
-      <w:proofErr w:type="spellStart"/>
-      <w:r>
-        <w:t>tôi</w:t>
-      </w:r>
-      <w:proofErr w:type="spellEnd"/>
-      <w:r>
-        <w:t xml:space="preserve">: </w:t>
-      </w:r>
       <w:r>
         <w:t>{{</w:t>
       </w:r>
-      <w:proofErr w:type="spellStart"/>
-      <w:r>
-        <w:t>tenDonViHTX</w:t>
-      </w:r>
-      <w:proofErr w:type="spellEnd"/>
+      <w:r>
+        <w:t>tenKhachHang</w:t>
+      </w:r>
       <w:r>
         <w:t>}}</w:t>
       </w:r>
@@ -217,351 +228,44 @@
       <w:pPr>
         <w:spacing w:after="0" w:line="276" w:lineRule="auto"/>
       </w:pPr>
-      <w:proofErr w:type="spellStart"/>
-      <w:r>
-        <w:t>Đại</w:t>
-      </w:r>
-      <w:proofErr w:type="spellEnd"/>
+      <w:r>
+        <w:t>-</w:t>
+      </w:r>
       <w:r>
         <w:t xml:space="preserve"> </w:t>
       </w:r>
-      <w:proofErr w:type="spellStart"/>
-      <w:r>
-        <w:t>diện</w:t>
-      </w:r>
-      <w:proofErr w:type="spellEnd"/>
-      <w:r>
-        <w:t xml:space="preserve">: </w:t>
-      </w:r>
-      <w:r>
-        <w:t>{{</w:t>
-      </w:r>
-      <w:proofErr w:type="spellStart"/>
-      <w:r>
-        <w:t>nguoiDaiDienDonViHTX</w:t>
-      </w:r>
-      <w:proofErr w:type="spellEnd"/>
+      <w:r>
+        <w:t>Địa chỉ:</w:t>
+      </w:r>
+      <w:r>
+        <w:t xml:space="preserve"> {{</w:t>
+      </w:r>
+      <w:r>
+        <w:t>diaChiDoanhNghiep</w:t>
+      </w:r>
       <w:r>
         <w:t>}}</w:t>
       </w:r>
-      <w:r>
-        <w:tab/>
-      </w:r>
-      <w:proofErr w:type="spellStart"/>
-      <w:r>
-        <w:t>Chức</w:t>
-      </w:r>
-      <w:proofErr w:type="spellEnd"/>
+    </w:p>
+    <w:p>
+      <w:pPr>
+        <w:spacing w:after="0" w:line="276" w:lineRule="auto"/>
+      </w:pPr>
+      <w:r>
+        <w:t>-</w:t>
+      </w:r>
       <w:r>
         <w:t xml:space="preserve"> </w:t>
       </w:r>
-      <w:proofErr w:type="spellStart"/>
-      <w:r>
-        <w:t>vụ</w:t>
-      </w:r>
-      <w:proofErr w:type="spellEnd"/>
-      <w:r>
-        <w:t xml:space="preserve">: </w:t>
-      </w:r>
-      <w:r>
-        <w:t>{{</w:t>
-      </w:r>
-      <w:proofErr w:type="spellStart"/>
-      <w:r>
-        <w:t>chucVuNguoiDaiDienDonViHTX</w:t>
-      </w:r>
-      <w:proofErr w:type="spellEnd"/>
-      <w:r>
-        <w:t>}}</w:t>
-      </w:r>
-    </w:p>
-    <w:p>
-      <w:pPr>
-        <w:spacing w:after="0" w:line="276" w:lineRule="auto"/>
-      </w:pPr>
-      <w:proofErr w:type="spellStart"/>
-      <w:r>
-        <w:t>Địa</w:t>
-      </w:r>
-      <w:proofErr w:type="spellEnd"/>
-      <w:r>
-        <w:t xml:space="preserve"> </w:t>
-      </w:r>
-      <w:proofErr w:type="spellStart"/>
-      <w:r>
-        <w:t>chỉ</w:t>
-      </w:r>
-      <w:proofErr w:type="spellEnd"/>
-      <w:r>
-        <w:t xml:space="preserve">: </w:t>
-      </w:r>
-      <w:r>
-        <w:t>{{</w:t>
-      </w:r>
-      <w:proofErr w:type="spellStart"/>
-      <w:r>
-        <w:t>diaChiDonViHTX</w:t>
-      </w:r>
-      <w:proofErr w:type="spellEnd"/>
-      <w:r>
-        <w:t>}}</w:t>
-      </w:r>
-    </w:p>
-    <w:p>
-      <w:pPr>
-        <w:spacing w:after="0" w:line="276" w:lineRule="auto"/>
-      </w:pPr>
-      <w:r>
-        <w:t xml:space="preserve">Điện </w:t>
-      </w:r>
-      <w:proofErr w:type="spellStart"/>
-      <w:r>
-        <w:t>thoại</w:t>
-      </w:r>
-      <w:proofErr w:type="spellEnd"/>
-      <w:r>
-        <w:t xml:space="preserve">: </w:t>
-      </w:r>
-      <w:r>
-        <w:t>{{</w:t>
-      </w:r>
-      <w:proofErr w:type="spellStart"/>
-      <w:r>
-        <w:t>sdtDonViHTX</w:t>
-      </w:r>
-      <w:proofErr w:type="spellEnd"/>
-      <w:r>
-        <w:t>}}</w:t>
-      </w:r>
-    </w:p>
-    <w:p>
-      <w:pPr>
-        <w:spacing w:after="0" w:line="276" w:lineRule="auto"/>
-      </w:pPr>
-      <w:proofErr w:type="spellStart"/>
-      <w:r>
-        <w:t>Giấy</w:t>
-      </w:r>
-      <w:proofErr w:type="spellEnd"/>
-      <w:r>
-        <w:t xml:space="preserve"> CNĐKKD </w:t>
-      </w:r>
-      <w:proofErr w:type="spellStart"/>
-      <w:proofErr w:type="gramStart"/>
-      <w:r>
-        <w:t>Số</w:t>
-      </w:r>
-      <w:proofErr w:type="spellEnd"/>
-      <w:r>
-        <w:t xml:space="preserve"> :</w:t>
-      </w:r>
-      <w:proofErr w:type="gramEnd"/>
+      <w:r>
+        <w:t>Mã số thuế:</w:t>
+      </w:r>
       <w:r>
         <w:t xml:space="preserve"> {{</w:t>
       </w:r>
-      <w:proofErr w:type="spellStart"/>
-      <w:r>
-        <w:t>soGiayPhepKDVTDonViHTX</w:t>
-      </w:r>
-      <w:proofErr w:type="spellEnd"/>
-      <w:r>
-        <w:t xml:space="preserve">}} </w:t>
-      </w:r>
-      <w:proofErr w:type="spellStart"/>
-      <w:r>
-        <w:t>cấp</w:t>
-      </w:r>
-      <w:proofErr w:type="spellEnd"/>
-      <w:r>
-        <w:t xml:space="preserve"> </w:t>
-      </w:r>
-      <w:proofErr w:type="spellStart"/>
-      <w:r>
-        <w:t>lần</w:t>
-      </w:r>
-      <w:proofErr w:type="spellEnd"/>
-      <w:r>
-        <w:t xml:space="preserve"> </w:t>
-      </w:r>
-      <w:proofErr w:type="spellStart"/>
-      <w:r>
-        <w:t>thứ</w:t>
-      </w:r>
-      <w:proofErr w:type="spellEnd"/>
-      <w:r>
-        <w:t xml:space="preserve"> {{</w:t>
-      </w:r>
-      <w:proofErr w:type="spellStart"/>
-      <w:r>
-        <w:t>lanCapGiayPhepKDVTDonViHTX</w:t>
-      </w:r>
-      <w:proofErr w:type="spellEnd"/>
-      <w:r>
-        <w:t xml:space="preserve">}}, </w:t>
-      </w:r>
-      <w:proofErr w:type="spellStart"/>
-      <w:r>
-        <w:t>ngày</w:t>
-      </w:r>
-      <w:proofErr w:type="spellEnd"/>
-      <w:r>
-        <w:t xml:space="preserve"> {{</w:t>
-      </w:r>
-      <w:proofErr w:type="spellStart"/>
-      <w:r>
-        <w:t>ngayCapGiayPhepKDVTDonViHTX</w:t>
-      </w:r>
-      <w:proofErr w:type="spellEnd"/>
-      <w:r>
-        <w:t xml:space="preserve">}} </w:t>
-      </w:r>
-    </w:p>
-    <w:p>
-      <w:pPr>
-        <w:spacing w:after="0" w:line="276" w:lineRule="auto"/>
-      </w:pPr>
-      <w:proofErr w:type="spellStart"/>
-      <w:r>
-        <w:t>Nơi</w:t>
-      </w:r>
-      <w:proofErr w:type="spellEnd"/>
-      <w:r>
-        <w:t xml:space="preserve"> </w:t>
-      </w:r>
-      <w:proofErr w:type="spellStart"/>
-      <w:r>
-        <w:t>cấp</w:t>
-      </w:r>
-      <w:proofErr w:type="spellEnd"/>
-      <w:r>
-        <w:t>: {{</w:t>
-      </w:r>
-      <w:proofErr w:type="spellStart"/>
-      <w:r>
-        <w:t>noiCapGiayPhepKDVTDonViHTX</w:t>
-      </w:r>
-      <w:proofErr w:type="spellEnd"/>
-      <w:r>
-        <w:t>}}</w:t>
-      </w:r>
-    </w:p>
-    <w:p>
-      <w:pPr>
-        <w:spacing w:after="0" w:line="276" w:lineRule="auto"/>
-      </w:pPr>
-      <w:r>
-        <w:t>MST: {{</w:t>
-      </w:r>
-      <w:proofErr w:type="spellStart"/>
-      <w:r>
-        <w:t>soGiayPhepKDDonViHTX</w:t>
-      </w:r>
-      <w:proofErr w:type="spellEnd"/>
-      <w:r>
-        <w:t>}}</w:t>
-      </w:r>
-    </w:p>
-    <w:p>
-      <w:pPr>
-        <w:spacing w:after="0" w:line="276" w:lineRule="auto"/>
-      </w:pPr>
-    </w:p>
-    <w:p>
-      <w:pPr>
-        <w:spacing w:after="0" w:line="276" w:lineRule="auto"/>
-      </w:pPr>
-      <w:proofErr w:type="spellStart"/>
-      <w:r>
-        <w:t>Xác</w:t>
-      </w:r>
-      <w:proofErr w:type="spellEnd"/>
-      <w:r>
-        <w:t xml:space="preserve"> </w:t>
-      </w:r>
-      <w:proofErr w:type="spellStart"/>
-      <w:r>
-        <w:t>nhận</w:t>
-      </w:r>
-      <w:proofErr w:type="spellEnd"/>
-      <w:r>
-        <w:t>:</w:t>
-      </w:r>
-    </w:p>
-    <w:p>
-      <w:pPr>
-        <w:spacing w:after="0" w:line="276" w:lineRule="auto"/>
-      </w:pPr>
-      <w:r>
-        <w:t>-</w:t>
-      </w:r>
-      <w:r>
-        <w:t xml:space="preserve"> </w:t>
-      </w:r>
-      <w:proofErr w:type="spellStart"/>
-      <w:r>
-        <w:t>Địa</w:t>
-      </w:r>
-      <w:proofErr w:type="spellEnd"/>
-      <w:r>
-        <w:t xml:space="preserve"> </w:t>
-      </w:r>
-      <w:proofErr w:type="spellStart"/>
-      <w:r>
-        <w:t>chỉ</w:t>
-      </w:r>
-      <w:proofErr w:type="spellEnd"/>
-      <w:r>
-        <w:t>:</w:t>
-      </w:r>
-      <w:r>
-        <w:t xml:space="preserve"> {{</w:t>
-      </w:r>
-      <w:proofErr w:type="spellStart"/>
-      <w:r>
-        <w:t>diaChiHienNay</w:t>
-      </w:r>
-      <w:proofErr w:type="spellEnd"/>
-      <w:r>
-        <w:t>}}</w:t>
-      </w:r>
-    </w:p>
-    <w:p>
-      <w:pPr>
-        <w:spacing w:after="0" w:line="276" w:lineRule="auto"/>
-      </w:pPr>
-      <w:r>
-        <w:t>-</w:t>
-      </w:r>
-      <w:r>
-        <w:t xml:space="preserve"> </w:t>
-      </w:r>
-      <w:r>
-        <w:t xml:space="preserve">Mã </w:t>
-      </w:r>
-      <w:proofErr w:type="spellStart"/>
-      <w:r>
-        <w:t>số</w:t>
-      </w:r>
-      <w:proofErr w:type="spellEnd"/>
-      <w:r>
-        <w:t xml:space="preserve"> </w:t>
-      </w:r>
-      <w:proofErr w:type="spellStart"/>
-      <w:r>
-        <w:t>thuế</w:t>
-      </w:r>
-      <w:proofErr w:type="spellEnd"/>
-      <w:r>
-        <w:t>:</w:t>
-      </w:r>
-      <w:r>
-        <w:t xml:space="preserve"> {{</w:t>
-      </w:r>
-      <w:proofErr w:type="spellStart"/>
       <w:r>
         <w:t>mstDoanhNghiep</w:t>
       </w:r>
-      <w:proofErr w:type="spellEnd"/>
       <w:r>
         <w:t>}}</w:t>
       </w:r>
@@ -576,60 +280,30 @@
       <w:r>
         <w:t xml:space="preserve">- </w:t>
       </w:r>
-      <w:proofErr w:type="spellStart"/>
-      <w:r>
-        <w:t>Đại</w:t>
-      </w:r>
-      <w:proofErr w:type="spellEnd"/>
-      <w:r>
-        <w:t xml:space="preserve"> </w:t>
-      </w:r>
-      <w:proofErr w:type="spellStart"/>
-      <w:r>
-        <w:t>diện</w:t>
-      </w:r>
-      <w:proofErr w:type="spellEnd"/>
-      <w:r>
-        <w:t>:</w:t>
+      <w:r>
+        <w:t>Đại diện:</w:t>
       </w:r>
       <w:r>
         <w:t xml:space="preserve"> {{</w:t>
       </w:r>
-      <w:proofErr w:type="spellStart"/>
       <w:r>
         <w:t>nguoiDaiDien</w:t>
       </w:r>
-      <w:proofErr w:type="spellEnd"/>
       <w:r>
         <w:t>}}</w:t>
       </w:r>
       <w:r>
         <w:tab/>
       </w:r>
-      <w:proofErr w:type="spellStart"/>
-      <w:r>
-        <w:t>Chức</w:t>
-      </w:r>
-      <w:proofErr w:type="spellEnd"/>
-      <w:r>
-        <w:t xml:space="preserve"> </w:t>
-      </w:r>
-      <w:proofErr w:type="spellStart"/>
-      <w:r>
-        <w:t>vụ</w:t>
-      </w:r>
-      <w:proofErr w:type="spellEnd"/>
-      <w:r>
-        <w:t>:</w:t>
+      <w:r>
+        <w:t>Chức vụ:</w:t>
       </w:r>
       <w:r>
         <w:t xml:space="preserve"> {{</w:t>
       </w:r>
-      <w:proofErr w:type="spellStart"/>
       <w:r>
         <w:t>chucVuNguoiDaiDien</w:t>
       </w:r>
-      <w:proofErr w:type="spellEnd"/>
       <w:r>
         <w:t>}}</w:t>
       </w:r>
@@ -646,21 +320,8 @@
       <w:pPr>
         <w:spacing w:after="0" w:line="276" w:lineRule="auto"/>
       </w:pPr>
-      <w:proofErr w:type="spellStart"/>
-      <w:r>
-        <w:t>Biển</w:t>
-      </w:r>
-      <w:proofErr w:type="spellEnd"/>
-      <w:r>
-        <w:t xml:space="preserve"> kiểm soát: {{</w:t>
-      </w:r>
-      <w:proofErr w:type="spellStart"/>
-      <w:r>
-        <w:t>bienKiemSoat</w:t>
-      </w:r>
-      <w:proofErr w:type="spellEnd"/>
-      <w:r>
-        <w:t>}}</w:t>
+      <w:r>
+        <w:t>Biển kiểm soát: {{bienKiemSoat}}</w:t>
       </w:r>
     </w:p>
     <w:p>
@@ -670,64 +331,12 @@
         </w:tabs>
         <w:spacing w:after="0" w:line="276" w:lineRule="auto"/>
       </w:pPr>
-      <w:proofErr w:type="spellStart"/>
-      <w:r>
-        <w:t>Loại</w:t>
-      </w:r>
-      <w:proofErr w:type="spellEnd"/>
-      <w:r>
-        <w:t xml:space="preserve"> </w:t>
-      </w:r>
-      <w:proofErr w:type="spellStart"/>
-      <w:r>
-        <w:t>phương</w:t>
-      </w:r>
-      <w:proofErr w:type="spellEnd"/>
-      <w:r>
-        <w:t xml:space="preserve"> </w:t>
-      </w:r>
-      <w:proofErr w:type="spellStart"/>
-      <w:r>
-        <w:t>tiện</w:t>
-      </w:r>
-      <w:proofErr w:type="spellEnd"/>
-      <w:r>
-        <w:t>: {{</w:t>
-      </w:r>
-      <w:proofErr w:type="spellStart"/>
-      <w:r>
-        <w:t>loaiPhuongTien</w:t>
-      </w:r>
-      <w:proofErr w:type="spellEnd"/>
-      <w:r>
-        <w:t>}}</w:t>
+      <w:r>
+        <w:t>Loại phương tiện: {{loaiPhuongTien}}</w:t>
       </w:r>
       <w:r>
         <w:tab/>
-      </w:r>
-      <w:proofErr w:type="spellStart"/>
-      <w:r>
-        <w:t>Nhãn</w:t>
-      </w:r>
-      <w:proofErr w:type="spellEnd"/>
-      <w:r>
-        <w:t xml:space="preserve"> </w:t>
-      </w:r>
-      <w:proofErr w:type="spellStart"/>
-      <w:r>
-        <w:t>hiệu</w:t>
-      </w:r>
-      <w:proofErr w:type="spellEnd"/>
-      <w:r>
-        <w:t>: {{</w:t>
-      </w:r>
-      <w:proofErr w:type="spellStart"/>
-      <w:r>
-        <w:t>nhanHieuXe</w:t>
-      </w:r>
-      <w:proofErr w:type="spellEnd"/>
-      <w:r>
-        <w:t>}}</w:t>
+        <w:t>Nhãn hiệu: {{nhanHieuXe}}</w:t>
       </w:r>
     </w:p>
     <w:p>
@@ -737,56 +346,12 @@
         </w:tabs>
         <w:spacing w:after="0" w:line="276" w:lineRule="auto"/>
       </w:pPr>
-      <w:proofErr w:type="spellStart"/>
-      <w:r>
-        <w:t>Năm</w:t>
-      </w:r>
-      <w:proofErr w:type="spellEnd"/>
-      <w:r>
-        <w:t xml:space="preserve"> sản </w:t>
-      </w:r>
-      <w:proofErr w:type="spellStart"/>
-      <w:r>
-        <w:t>xuất</w:t>
-      </w:r>
-      <w:proofErr w:type="spellEnd"/>
-      <w:r>
-        <w:t>: {{</w:t>
-      </w:r>
-      <w:proofErr w:type="spellStart"/>
-      <w:r>
-        <w:t>namSX</w:t>
-      </w:r>
-      <w:proofErr w:type="spellEnd"/>
-      <w:r>
-        <w:t>}}</w:t>
+      <w:r>
+        <w:t>Năm sản xuất: {{namSX}}</w:t>
       </w:r>
       <w:r>
         <w:tab/>
-      </w:r>
-      <w:proofErr w:type="spellStart"/>
-      <w:r>
-        <w:t>Màu</w:t>
-      </w:r>
-      <w:proofErr w:type="spellEnd"/>
-      <w:r>
-        <w:t xml:space="preserve"> </w:t>
-      </w:r>
-      <w:proofErr w:type="spellStart"/>
-      <w:r>
-        <w:t>sơn</w:t>
-      </w:r>
-      <w:proofErr w:type="spellEnd"/>
-      <w:r>
-        <w:t>: {{</w:t>
-      </w:r>
-      <w:proofErr w:type="spellStart"/>
-      <w:r>
-        <w:t>mauXe</w:t>
-      </w:r>
-      <w:proofErr w:type="spellEnd"/>
-      <w:r>
-        <w:t>}}</w:t>
+        <w:t>Màu sơn: {{mauXe}}</w:t>
       </w:r>
     </w:p>
     <w:p>
@@ -796,649 +361,94 @@
         </w:tabs>
         <w:spacing w:after="0" w:line="276" w:lineRule="auto"/>
       </w:pPr>
-      <w:proofErr w:type="spellStart"/>
-      <w:r>
-        <w:t>Nước</w:t>
-      </w:r>
-      <w:proofErr w:type="spellEnd"/>
-      <w:r>
-        <w:t xml:space="preserve"> sản </w:t>
-      </w:r>
-      <w:proofErr w:type="spellStart"/>
-      <w:r>
-        <w:t>xuất</w:t>
-      </w:r>
-      <w:proofErr w:type="spellEnd"/>
-      <w:r>
-        <w:t>: {{</w:t>
-      </w:r>
-      <w:proofErr w:type="spellStart"/>
-      <w:r>
-        <w:t>nuocSX</w:t>
-      </w:r>
-      <w:proofErr w:type="spellEnd"/>
+      <w:r>
+        <w:t>Nước sản xuất: {{nuocSX}}</w:t>
+      </w:r>
+      <w:r>
+        <w:tab/>
+        <w:t>Sức chứa/tải trọng: {{gopTaiTrongSoCho}}</w:t>
+      </w:r>
+    </w:p>
+    <w:p>
+      <w:pPr>
+        <w:spacing w:after="0" w:line="276" w:lineRule="auto"/>
+      </w:pPr>
+      <w:r>
+        <w:t>Số khung: {{soKhung}}</w:t>
+      </w:r>
+    </w:p>
+    <w:p>
+      <w:pPr>
+        <w:spacing w:after="0" w:line="276" w:lineRule="auto"/>
+      </w:pPr>
+      <w:r>
+        <w:t>Số máy: {{soMay}}</w:t>
+      </w:r>
+    </w:p>
+    <w:p>
+      <w:pPr>
+        <w:spacing w:after="0" w:line="276" w:lineRule="auto"/>
+      </w:pPr>
+      <w:r>
+        <w:t>Số loại: {{soMaLoaiXe}}</w:t>
+      </w:r>
+    </w:p>
+    <w:p>
+      <w:pPr>
+        <w:spacing w:after="0" w:line="276" w:lineRule="auto"/>
+      </w:pPr>
+      <w:r>
+        <w:t>Tên thương mại: {{tenThuongMaiXe}}</w:t>
+      </w:r>
+    </w:p>
+    <w:p>
+      <w:pPr>
+        <w:spacing w:after="0" w:line="276" w:lineRule="auto"/>
+      </w:pPr>
+      <w:r>
+        <w:t xml:space="preserve">Hiện nay </w:t>
+      </w:r>
+      <w:r>
+        <w:t>{{tenKhachHang}}</w:t>
+      </w:r>
+      <w:r>
+        <w:t xml:space="preserve"> đang là xã viên của </w:t>
+      </w:r>
+      <w:r>
+        <w:t>{{tenDonViHTX}}</w:t>
+      </w:r>
+      <w:r>
+        <w:t>, phương tiện này hiện</w:t>
+      </w:r>
+    </w:p>
+    <w:p>
+      <w:pPr>
+        <w:spacing w:after="0" w:line="276" w:lineRule="auto"/>
+      </w:pPr>
+      <w:r>
+        <w:t>đang hoạt động kinh doanh vận tải cho hợp tác xã.</w:t>
+      </w:r>
+    </w:p>
+    <w:p>
+      <w:pPr>
+        <w:spacing w:after="0" w:line="276" w:lineRule="auto"/>
+      </w:pPr>
+      <w:r>
+        <w:t>Giấy xác nhận này có hiệu lực đến ngày {{</w:t>
+      </w:r>
+      <w:r>
+        <w:t>ngayHetHanHopDong</w:t>
+      </w:r>
       <w:r>
         <w:t>}}</w:t>
       </w:r>
-      <w:r>
-        <w:tab/>
-      </w:r>
-      <w:proofErr w:type="spellStart"/>
-      <w:r>
-        <w:t>Sức</w:t>
-      </w:r>
-      <w:proofErr w:type="spellEnd"/>
-      <w:r>
-        <w:t xml:space="preserve"> </w:t>
-      </w:r>
-      <w:proofErr w:type="spellStart"/>
-      <w:r>
-        <w:t>chứa</w:t>
-      </w:r>
-      <w:proofErr w:type="spellEnd"/>
-      <w:r>
-        <w:t>/</w:t>
-      </w:r>
-      <w:proofErr w:type="spellStart"/>
-      <w:r>
-        <w:t>tải</w:t>
-      </w:r>
-      <w:proofErr w:type="spellEnd"/>
-      <w:r>
-        <w:t xml:space="preserve"> </w:t>
-      </w:r>
-      <w:proofErr w:type="spellStart"/>
-      <w:r>
-        <w:t>trọng</w:t>
-      </w:r>
-      <w:proofErr w:type="spellEnd"/>
-      <w:r>
-        <w:t>: {{</w:t>
-      </w:r>
-      <w:proofErr w:type="spellStart"/>
-      <w:r>
-        <w:t>gopTaiTrongSoCho</w:t>
-      </w:r>
-      <w:proofErr w:type="spellEnd"/>
-      <w:r>
-        <w:t>}}</w:t>
-      </w:r>
-    </w:p>
-    <w:p>
-      <w:pPr>
-        <w:spacing w:after="0" w:line="276" w:lineRule="auto"/>
-      </w:pPr>
-      <w:proofErr w:type="spellStart"/>
-      <w:r>
-        <w:t>Số</w:t>
-      </w:r>
-      <w:proofErr w:type="spellEnd"/>
-      <w:r>
-        <w:t xml:space="preserve"> </w:t>
-      </w:r>
-      <w:proofErr w:type="spellStart"/>
-      <w:r>
-        <w:t>khung</w:t>
-      </w:r>
-      <w:proofErr w:type="spellEnd"/>
-      <w:r>
-        <w:t>: {{</w:t>
-      </w:r>
-      <w:proofErr w:type="spellStart"/>
-      <w:r>
-        <w:t>soKhung</w:t>
-      </w:r>
-      <w:proofErr w:type="spellEnd"/>
-      <w:r>
-        <w:t>}}</w:t>
-      </w:r>
-    </w:p>
-    <w:p>
-      <w:pPr>
-        <w:spacing w:after="0" w:line="276" w:lineRule="auto"/>
-      </w:pPr>
-      <w:proofErr w:type="spellStart"/>
-      <w:r>
-        <w:t>Số</w:t>
-      </w:r>
-      <w:proofErr w:type="spellEnd"/>
-      <w:r>
-        <w:t xml:space="preserve"> </w:t>
-      </w:r>
-      <w:proofErr w:type="spellStart"/>
-      <w:r>
-        <w:t>máy</w:t>
-      </w:r>
-      <w:proofErr w:type="spellEnd"/>
-      <w:r>
-        <w:t>: {{</w:t>
-      </w:r>
-      <w:proofErr w:type="spellStart"/>
-      <w:r>
-        <w:t>soMay</w:t>
-      </w:r>
-      <w:proofErr w:type="spellEnd"/>
-      <w:r>
-        <w:t>}}</w:t>
-      </w:r>
-    </w:p>
-    <w:p>
-      <w:pPr>
-        <w:spacing w:after="0" w:line="276" w:lineRule="auto"/>
-      </w:pPr>
-      <w:proofErr w:type="spellStart"/>
-      <w:r>
-        <w:t>Số</w:t>
-      </w:r>
-      <w:proofErr w:type="spellEnd"/>
-      <w:r>
-        <w:t xml:space="preserve"> </w:t>
-      </w:r>
-      <w:proofErr w:type="spellStart"/>
-      <w:r>
-        <w:t>loại</w:t>
-      </w:r>
-      <w:proofErr w:type="spellEnd"/>
-      <w:r>
-        <w:t>: {{</w:t>
-      </w:r>
-      <w:proofErr w:type="spellStart"/>
-      <w:r>
-        <w:t>soMaLoaiXe</w:t>
-      </w:r>
-      <w:proofErr w:type="spellEnd"/>
-      <w:r>
-        <w:t>}}</w:t>
-      </w:r>
-    </w:p>
-    <w:p>
-      <w:pPr>
-        <w:spacing w:after="0" w:line="276" w:lineRule="auto"/>
-      </w:pPr>
-      <w:proofErr w:type="spellStart"/>
-      <w:r>
-        <w:t>Tên</w:t>
-      </w:r>
-      <w:proofErr w:type="spellEnd"/>
-      <w:r>
-        <w:t xml:space="preserve"> </w:t>
-      </w:r>
-      <w:proofErr w:type="spellStart"/>
-      <w:r>
-        <w:t>thương</w:t>
-      </w:r>
-      <w:proofErr w:type="spellEnd"/>
-      <w:r>
-        <w:t xml:space="preserve"> </w:t>
-      </w:r>
-      <w:proofErr w:type="spellStart"/>
-      <w:r>
-        <w:t>mại</w:t>
-      </w:r>
-      <w:proofErr w:type="spellEnd"/>
-      <w:r>
-        <w:t>: {{</w:t>
-      </w:r>
-      <w:proofErr w:type="spellStart"/>
-      <w:r>
-        <w:t>tenThuongMaiXe</w:t>
-      </w:r>
-      <w:proofErr w:type="spellEnd"/>
-      <w:r>
-        <w:t>}}</w:t>
-      </w:r>
-    </w:p>
-    <w:p>
-      <w:pPr>
-        <w:spacing w:after="0" w:line="276" w:lineRule="auto"/>
-      </w:pPr>
-      <w:proofErr w:type="spellStart"/>
-      <w:r>
-        <w:t>Hiện</w:t>
-      </w:r>
-      <w:proofErr w:type="spellEnd"/>
-      <w:r>
-        <w:t xml:space="preserve"> nay </w:t>
-      </w:r>
-      <w:r>
-        <w:t>{{</w:t>
-      </w:r>
-      <w:proofErr w:type="spellStart"/>
-      <w:r>
-        <w:t>tenKhachHang</w:t>
-      </w:r>
-      <w:proofErr w:type="spellEnd"/>
-      <w:r>
-        <w:t>}}</w:t>
-      </w:r>
-      <w:r>
-        <w:t xml:space="preserve"> </w:t>
-      </w:r>
-      <w:proofErr w:type="spellStart"/>
-      <w:r>
-        <w:t>đang</w:t>
-      </w:r>
-      <w:proofErr w:type="spellEnd"/>
-      <w:r>
-        <w:t xml:space="preserve"> </w:t>
-      </w:r>
-      <w:proofErr w:type="spellStart"/>
-      <w:r>
-        <w:t>là</w:t>
-      </w:r>
-      <w:proofErr w:type="spellEnd"/>
-      <w:r>
-        <w:t xml:space="preserve"> </w:t>
-      </w:r>
-      <w:proofErr w:type="spellStart"/>
-      <w:r>
-        <w:t>xã</w:t>
-      </w:r>
-      <w:proofErr w:type="spellEnd"/>
-      <w:r>
-        <w:t xml:space="preserve"> </w:t>
-      </w:r>
-      <w:proofErr w:type="spellStart"/>
-      <w:r>
-        <w:t>viên</w:t>
-      </w:r>
-      <w:proofErr w:type="spellEnd"/>
-      <w:r>
-        <w:t xml:space="preserve"> </w:t>
-      </w:r>
-      <w:proofErr w:type="spellStart"/>
-      <w:r>
-        <w:t>của</w:t>
-      </w:r>
-      <w:proofErr w:type="spellEnd"/>
-      <w:r>
-        <w:t xml:space="preserve"> </w:t>
-      </w:r>
-      <w:r>
-        <w:t>{{</w:t>
-      </w:r>
-      <w:proofErr w:type="spellStart"/>
-      <w:r>
-        <w:t>tenDonViHTX</w:t>
-      </w:r>
-      <w:proofErr w:type="spellEnd"/>
-      <w:r>
-        <w:t>}}</w:t>
-      </w:r>
-      <w:r>
-        <w:t xml:space="preserve">, </w:t>
-      </w:r>
-      <w:proofErr w:type="spellStart"/>
-      <w:r>
-        <w:t>phương</w:t>
-      </w:r>
-      <w:proofErr w:type="spellEnd"/>
-      <w:r>
-        <w:t xml:space="preserve"> </w:t>
-      </w:r>
-      <w:proofErr w:type="spellStart"/>
-      <w:r>
-        <w:t>tiện</w:t>
-      </w:r>
-      <w:proofErr w:type="spellEnd"/>
-      <w:r>
-        <w:t xml:space="preserve"> </w:t>
-      </w:r>
-      <w:proofErr w:type="spellStart"/>
-      <w:r>
-        <w:t>này</w:t>
-      </w:r>
-      <w:proofErr w:type="spellEnd"/>
-      <w:r>
-        <w:t xml:space="preserve"> </w:t>
-      </w:r>
-      <w:proofErr w:type="spellStart"/>
-      <w:r>
-        <w:t>hiện</w:t>
-      </w:r>
-      <w:proofErr w:type="spellEnd"/>
-    </w:p>
-    <w:p>
-      <w:pPr>
-        <w:spacing w:after="0" w:line="276" w:lineRule="auto"/>
-      </w:pPr>
-      <w:proofErr w:type="spellStart"/>
-      <w:r>
-        <w:t>đang</w:t>
-      </w:r>
-      <w:proofErr w:type="spellEnd"/>
-      <w:r>
-        <w:t xml:space="preserve"> </w:t>
-      </w:r>
-      <w:proofErr w:type="spellStart"/>
-      <w:r>
-        <w:t>hoạt</w:t>
-      </w:r>
-      <w:proofErr w:type="spellEnd"/>
-      <w:r>
-        <w:t xml:space="preserve"> </w:t>
-      </w:r>
-      <w:proofErr w:type="spellStart"/>
-      <w:r>
-        <w:t>động</w:t>
-      </w:r>
-      <w:proofErr w:type="spellEnd"/>
-      <w:r>
-        <w:t xml:space="preserve"> </w:t>
-      </w:r>
-      <w:proofErr w:type="spellStart"/>
-      <w:r>
-        <w:t>kinh</w:t>
-      </w:r>
-      <w:proofErr w:type="spellEnd"/>
-      <w:r>
-        <w:t xml:space="preserve"> doanh </w:t>
-      </w:r>
-      <w:proofErr w:type="spellStart"/>
-      <w:r>
-        <w:t>vận</w:t>
-      </w:r>
-      <w:proofErr w:type="spellEnd"/>
-      <w:r>
-        <w:t xml:space="preserve"> </w:t>
-      </w:r>
-      <w:proofErr w:type="spellStart"/>
-      <w:r>
-        <w:t>tải</w:t>
-      </w:r>
-      <w:proofErr w:type="spellEnd"/>
-      <w:r>
-        <w:t xml:space="preserve"> </w:t>
-      </w:r>
-      <w:proofErr w:type="spellStart"/>
-      <w:r>
-        <w:t>cho</w:t>
-      </w:r>
-      <w:proofErr w:type="spellEnd"/>
-      <w:r>
-        <w:t xml:space="preserve"> </w:t>
-      </w:r>
-      <w:proofErr w:type="spellStart"/>
-      <w:r>
-        <w:t>hợp</w:t>
-      </w:r>
-      <w:proofErr w:type="spellEnd"/>
-      <w:r>
-        <w:t xml:space="preserve"> </w:t>
-      </w:r>
-      <w:proofErr w:type="spellStart"/>
-      <w:r>
-        <w:t>tác</w:t>
-      </w:r>
-      <w:proofErr w:type="spellEnd"/>
-      <w:r>
-        <w:t xml:space="preserve"> </w:t>
-      </w:r>
-      <w:proofErr w:type="spellStart"/>
-      <w:r>
-        <w:t>xã</w:t>
-      </w:r>
-      <w:proofErr w:type="spellEnd"/>
-      <w:r>
-        <w:t>.</w:t>
-      </w:r>
-    </w:p>
-    <w:p>
-      <w:pPr>
-        <w:spacing w:after="0" w:line="276" w:lineRule="auto"/>
-      </w:pPr>
-      <w:proofErr w:type="spellStart"/>
-      <w:r>
-        <w:t>Giấy</w:t>
-      </w:r>
-      <w:proofErr w:type="spellEnd"/>
-      <w:r>
-        <w:t xml:space="preserve"> </w:t>
-      </w:r>
-      <w:proofErr w:type="spellStart"/>
-      <w:r>
-        <w:t>xác</w:t>
-      </w:r>
-      <w:proofErr w:type="spellEnd"/>
-      <w:r>
-        <w:t xml:space="preserve"> </w:t>
-      </w:r>
-      <w:proofErr w:type="spellStart"/>
-      <w:r>
-        <w:t>nhận</w:t>
-      </w:r>
-      <w:proofErr w:type="spellEnd"/>
-      <w:r>
-        <w:t xml:space="preserve"> </w:t>
-      </w:r>
-      <w:proofErr w:type="spellStart"/>
-      <w:r>
-        <w:t>này</w:t>
-      </w:r>
-      <w:proofErr w:type="spellEnd"/>
-      <w:r>
-        <w:t xml:space="preserve"> </w:t>
-      </w:r>
-      <w:proofErr w:type="spellStart"/>
-      <w:r>
-        <w:t>có</w:t>
-      </w:r>
-      <w:proofErr w:type="spellEnd"/>
-      <w:r>
-        <w:t xml:space="preserve"> </w:t>
-      </w:r>
-      <w:proofErr w:type="spellStart"/>
-      <w:r>
-        <w:t>hiệu</w:t>
-      </w:r>
-      <w:proofErr w:type="spellEnd"/>
-      <w:r>
-        <w:t xml:space="preserve"> </w:t>
-      </w:r>
-      <w:proofErr w:type="spellStart"/>
-      <w:r>
-        <w:t>lực</w:t>
-      </w:r>
-      <w:proofErr w:type="spellEnd"/>
-      <w:r>
-        <w:t xml:space="preserve"> </w:t>
-      </w:r>
-      <w:proofErr w:type="spellStart"/>
-      <w:r>
-        <w:t>đến</w:t>
-      </w:r>
-      <w:proofErr w:type="spellEnd"/>
-      <w:r>
-        <w:t xml:space="preserve"> </w:t>
-      </w:r>
-      <w:proofErr w:type="spellStart"/>
-      <w:r>
-        <w:t>ngày</w:t>
-      </w:r>
-      <w:proofErr w:type="spellEnd"/>
-      <w:r>
-        <w:t xml:space="preserve"> {{</w:t>
-      </w:r>
-      <w:proofErr w:type="spellStart"/>
-      <w:r>
-        <w:t>ngayHetHanHopDong</w:t>
-      </w:r>
-      <w:proofErr w:type="spellEnd"/>
-      <w:r>
-        <w:t>}}</w:t>
-      </w:r>
     </w:p>
     <w:p>
       <w:pPr>
         <w:spacing w:before="240" w:after="0"/>
       </w:pPr>
-      <w:proofErr w:type="spellStart"/>
-      <w:r>
-        <w:t>Kính</w:t>
-      </w:r>
-      <w:proofErr w:type="spellEnd"/>
-      <w:r>
-        <w:t xml:space="preserve"> </w:t>
-      </w:r>
-      <w:proofErr w:type="spellStart"/>
-      <w:r>
-        <w:t>mong</w:t>
-      </w:r>
-      <w:proofErr w:type="spellEnd"/>
-      <w:r>
-        <w:t xml:space="preserve"> </w:t>
-      </w:r>
-      <w:proofErr w:type="spellStart"/>
-      <w:r>
-        <w:t>Quý</w:t>
-      </w:r>
-      <w:proofErr w:type="spellEnd"/>
-      <w:r>
-        <w:t xml:space="preserve"> </w:t>
-      </w:r>
-      <w:proofErr w:type="spellStart"/>
-      <w:r>
-        <w:t>cơ</w:t>
-      </w:r>
-      <w:proofErr w:type="spellEnd"/>
-      <w:r>
-        <w:t xml:space="preserve"> </w:t>
-      </w:r>
-      <w:proofErr w:type="spellStart"/>
-      <w:r>
-        <w:t>quan</w:t>
-      </w:r>
-      <w:proofErr w:type="spellEnd"/>
-      <w:r>
-        <w:t xml:space="preserve"> </w:t>
-      </w:r>
-      <w:proofErr w:type="spellStart"/>
-      <w:r>
-        <w:t>chức</w:t>
-      </w:r>
-      <w:proofErr w:type="spellEnd"/>
-      <w:r>
-        <w:t xml:space="preserve"> </w:t>
-      </w:r>
-      <w:proofErr w:type="spellStart"/>
-      <w:r>
-        <w:t>năng</w:t>
-      </w:r>
-      <w:proofErr w:type="spellEnd"/>
-      <w:r>
-        <w:t xml:space="preserve"> </w:t>
-      </w:r>
-      <w:proofErr w:type="spellStart"/>
-      <w:r>
-        <w:t>tạo</w:t>
-      </w:r>
-      <w:proofErr w:type="spellEnd"/>
-      <w:r>
-        <w:t xml:space="preserve"> </w:t>
-      </w:r>
-      <w:proofErr w:type="spellStart"/>
-      <w:r>
-        <w:t>mọi</w:t>
-      </w:r>
-      <w:proofErr w:type="spellEnd"/>
-      <w:r>
-        <w:t xml:space="preserve"> </w:t>
-      </w:r>
-      <w:proofErr w:type="spellStart"/>
-      <w:r>
-        <w:t>điều</w:t>
-      </w:r>
-      <w:proofErr w:type="spellEnd"/>
-      <w:r>
-        <w:t xml:space="preserve"> </w:t>
-      </w:r>
-      <w:proofErr w:type="spellStart"/>
-      <w:r>
-        <w:t>kiện</w:t>
-      </w:r>
-      <w:proofErr w:type="spellEnd"/>
-      <w:r>
-        <w:t xml:space="preserve"> </w:t>
-      </w:r>
-      <w:proofErr w:type="spellStart"/>
-      <w:r>
-        <w:t>thuận</w:t>
-      </w:r>
-      <w:proofErr w:type="spellEnd"/>
-      <w:r>
-        <w:t xml:space="preserve"> </w:t>
-      </w:r>
-      <w:proofErr w:type="spellStart"/>
-      <w:r>
-        <w:t>lợi</w:t>
-      </w:r>
-      <w:proofErr w:type="spellEnd"/>
-      <w:r>
-        <w:t xml:space="preserve"> </w:t>
-      </w:r>
-      <w:proofErr w:type="spellStart"/>
-      <w:r>
-        <w:t>để</w:t>
-      </w:r>
-      <w:proofErr w:type="spellEnd"/>
-      <w:r>
-        <w:t xml:space="preserve"> </w:t>
-      </w:r>
-      <w:proofErr w:type="spellStart"/>
-      <w:r>
-        <w:t>các</w:t>
-      </w:r>
-      <w:proofErr w:type="spellEnd"/>
-      <w:r>
-        <w:t xml:space="preserve"> </w:t>
-      </w:r>
-      <w:proofErr w:type="spellStart"/>
-      <w:r>
-        <w:t>phương</w:t>
-      </w:r>
-      <w:proofErr w:type="spellEnd"/>
-      <w:r>
-        <w:t xml:space="preserve"> </w:t>
-      </w:r>
-      <w:proofErr w:type="spellStart"/>
-      <w:r>
-        <w:t>tiện</w:t>
-      </w:r>
-      <w:proofErr w:type="spellEnd"/>
-      <w:r>
-        <w:t xml:space="preserve"> </w:t>
-      </w:r>
-      <w:proofErr w:type="spellStart"/>
-      <w:r>
-        <w:t>hoạt</w:t>
-      </w:r>
-      <w:proofErr w:type="spellEnd"/>
-      <w:r>
-        <w:t xml:space="preserve"> </w:t>
-      </w:r>
-      <w:proofErr w:type="spellStart"/>
-      <w:r>
-        <w:t>động</w:t>
-      </w:r>
-      <w:proofErr w:type="spellEnd"/>
-      <w:r>
-        <w:t xml:space="preserve"> </w:t>
-      </w:r>
-      <w:proofErr w:type="spellStart"/>
-      <w:r>
-        <w:t>thuận</w:t>
-      </w:r>
-      <w:proofErr w:type="spellEnd"/>
-      <w:r>
-        <w:t xml:space="preserve"> </w:t>
-      </w:r>
-      <w:proofErr w:type="spellStart"/>
-      <w:r>
-        <w:t>lợi</w:t>
-      </w:r>
-      <w:proofErr w:type="spellEnd"/>
-      <w:r>
-        <w:t>.</w:t>
+      <w:r>
+        <w:t>Kính mong Quý cơ quan chức năng tạo mọi điều kiện thuận lợi để các phương tiện hoạt động thuận lợi.</w:t>
       </w:r>
     </w:p>
     <w:tbl>
@@ -1481,89 +491,39 @@
               <w:rPr>
                 <w:rFonts w:cs="Times New Roman"/>
               </w:rPr>
-              <w:t xml:space="preserve">TPHCM, </w:t>
+              <w:t>TPHCM, ngày {{ngayKyHopDong_dd}} tháng {{ngayKyHopDong_MM}} năm {{ngayKyHopDong_yyyy}}</w:t>
             </w:r>
-            <w:proofErr w:type="spellStart"/>
+          </w:p>
+          <w:p>
+            <w:pPr>
+              <w:jc w:val="center"/>
+              <w:rPr>
+                <w:rFonts w:cs="Times New Roman"/>
+                <w:b/>
+                <w:bCs/>
+              </w:rPr>
+            </w:pPr>
             <w:r>
               <w:rPr>
                 <w:rFonts w:cs="Times New Roman"/>
-              </w:rPr>
-              <w:t>ngày</w:t>
+                <w:b/>
+                <w:bCs/>
+              </w:rPr>
+              <w:t>{{</w:t>
             </w:r>
-            <w:proofErr w:type="spellEnd"/>
             <w:r>
               <w:rPr>
                 <w:rFonts w:cs="Times New Roman"/>
-              </w:rPr>
-              <w:t xml:space="preserve"> {{</w:t>
+                <w:b/>
+                <w:bCs/>
+              </w:rPr>
+              <w:t>tenRutGonDonViHTX</w:t>
             </w:r>
-            <w:proofErr w:type="spellStart"/>
             <w:r>
               <w:rPr>
                 <w:rFonts w:cs="Times New Roman"/>
-              </w:rPr>
-              <w:t>ngayKyHopDong_dd</w:t>
-            </w:r>
-            <w:proofErr w:type="spellEnd"/>
-            <w:r>
-              <w:rPr>
-                <w:rFonts w:cs="Times New Roman"/>
-              </w:rPr>
-              <w:t xml:space="preserve">}} </w:t>
-            </w:r>
-            <w:proofErr w:type="spellStart"/>
-            <w:r>
-              <w:rPr>
-                <w:rFonts w:cs="Times New Roman"/>
-              </w:rPr>
-              <w:t>tháng</w:t>
-            </w:r>
-            <w:proofErr w:type="spellEnd"/>
-            <w:r>
-              <w:rPr>
-                <w:rFonts w:cs="Times New Roman"/>
-              </w:rPr>
-              <w:t xml:space="preserve"> {{</w:t>
-            </w:r>
-            <w:proofErr w:type="spellStart"/>
-            <w:r>
-              <w:rPr>
-                <w:rFonts w:cs="Times New Roman"/>
-              </w:rPr>
-              <w:t>ngayKyHopDong_MM</w:t>
-            </w:r>
-            <w:proofErr w:type="spellEnd"/>
-            <w:r>
-              <w:rPr>
-                <w:rFonts w:cs="Times New Roman"/>
-              </w:rPr>
-              <w:t xml:space="preserve">}} </w:t>
-            </w:r>
-            <w:proofErr w:type="spellStart"/>
-            <w:r>
-              <w:rPr>
-                <w:rFonts w:cs="Times New Roman"/>
-              </w:rPr>
-              <w:t>năm</w:t>
-            </w:r>
-            <w:proofErr w:type="spellEnd"/>
-            <w:r>
-              <w:rPr>
-                <w:rFonts w:cs="Times New Roman"/>
-              </w:rPr>
-              <w:t xml:space="preserve"> {{</w:t>
-            </w:r>
-            <w:proofErr w:type="spellStart"/>
-            <w:r>
-              <w:rPr>
-                <w:rFonts w:cs="Times New Roman"/>
-              </w:rPr>
-              <w:t>ngayKyHopDong_yyyy</w:t>
-            </w:r>
-            <w:proofErr w:type="spellEnd"/>
-            <w:r>
-              <w:rPr>
-                <w:rFonts w:cs="Times New Roman"/>
+                <w:b/>
+                <w:bCs/>
               </w:rPr>
               <w:t>}}</w:t>
             </w:r>
@@ -1577,47 +537,6 @@
                 <w:bCs/>
               </w:rPr>
             </w:pPr>
-            <w:proofErr w:type="gramStart"/>
-            <w:r>
-              <w:rPr>
-                <w:rFonts w:cs="Times New Roman"/>
-                <w:b/>
-                <w:bCs/>
-              </w:rPr>
-              <w:t>{{</w:t>
-            </w:r>
-            <w:r>
-              <w:t xml:space="preserve"> </w:t>
-            </w:r>
-            <w:proofErr w:type="spellStart"/>
-            <w:r>
-              <w:rPr>
-                <w:rFonts w:cs="Times New Roman"/>
-                <w:b/>
-                <w:bCs/>
-              </w:rPr>
-              <w:t>tenRutGonDonViHTX</w:t>
-            </w:r>
-            <w:proofErr w:type="spellEnd"/>
-            <w:proofErr w:type="gramEnd"/>
-            <w:r>
-              <w:rPr>
-                <w:rFonts w:cs="Times New Roman"/>
-                <w:b/>
-                <w:bCs/>
-              </w:rPr>
-              <w:t>}}</w:t>
-            </w:r>
-          </w:p>
-          <w:p>
-            <w:pPr>
-              <w:jc w:val="center"/>
-              <w:rPr>
-                <w:rFonts w:cs="Times New Roman"/>
-                <w:b/>
-                <w:bCs/>
-              </w:rPr>
-            </w:pPr>
             <w:r>
               <w:rPr>
                 <w:rFonts w:cs="Times New Roman"/>
@@ -1692,7 +611,23 @@
                 <w:b/>
                 <w:bCs/>
               </w:rPr>
-              <w:t>NGUYỄN THÚY DIỄM</w:t>
+              <w:t>{{</w:t>
+            </w:r>
+            <w:r>
+              <w:rPr>
+                <w:rFonts w:cs="Times New Roman"/>
+                <w:b/>
+                <w:bCs/>
+              </w:rPr>
+              <w:t>nguoiDaiDienDonViHTX</w:t>
+            </w:r>
+            <w:r>
+              <w:rPr>
+                <w:rFonts w:cs="Times New Roman"/>
+                <w:b/>
+                <w:bCs/>
+              </w:rPr>
+              <w:t>}}</w:t>
             </w:r>
           </w:p>
         </w:tc>
@@ -1710,7 +645,7 @@
 </file>
 
 <file path=word/styles.xml><?xml version="1.0" encoding="utf-8"?>
-<w:styles xmlns:mc="http://schemas.openxmlformats.org/markup-compatibility/2006" xmlns:r="http://schemas.openxmlformats.org/officeDocument/2006/relationships" xmlns:w="http://schemas.openxmlformats.org/wordprocessingml/2006/main" xmlns:w14="http://schemas.microsoft.com/office/word/2010/wordml" xmlns:w15="http://schemas.microsoft.com/office/word/2012/wordml" xmlns:w16cex="http://schemas.microsoft.com/office/word/2018/wordml/cex" xmlns:w16cid="http://schemas.microsoft.com/office/word/2016/wordml/cid" xmlns:w16="http://schemas.microsoft.com/office/word/2018/wordml" xmlns:w16sdtdh="http://schemas.microsoft.com/office/word/2020/wordml/sdtdatahash" xmlns:w16se="http://schemas.microsoft.com/office/word/2015/wordml/symex" mc:Ignorable="w14 w15 w16se w16cid w16 w16cex w16sdtdh">
+<w:styles xmlns:mc="http://schemas.openxmlformats.org/markup-compatibility/2006" xmlns:r="http://schemas.openxmlformats.org/officeDocument/2006/relationships" xmlns:w="http://schemas.openxmlformats.org/wordprocessingml/2006/main" xmlns:w14="http://schemas.microsoft.com/office/word/2010/wordml" xmlns:w15="http://schemas.microsoft.com/office/word/2012/wordml" xmlns:w16cex="http://schemas.microsoft.com/office/word/2018/wordml/cex" xmlns:w16cid="http://schemas.microsoft.com/office/word/2016/wordml/cid" xmlns:w16="http://schemas.microsoft.com/office/word/2018/wordml" xmlns:w16du="http://schemas.microsoft.com/office/word/2023/wordml/word16du" xmlns:w16sdtdh="http://schemas.microsoft.com/office/word/2020/wordml/sdtdatahash" xmlns:w16sdtfl="http://schemas.microsoft.com/office/word/2024/wordml/sdtformatlock" xmlns:w16se="http://schemas.microsoft.com/office/word/2015/wordml/symex" mc:Ignorable="w14 w15 w16se w16cid w16 w16cex w16sdtdh w16sdtfl w16du">
   <w:docDefaults>
     <w:rPrDefault>
       <w:rPr>

--- a/templates/CBB_cong_ty_giay_xac_nhan_xa_vien.docx
+++ b/templates/CBB_cong_ty_giay_xac_nhan_xa_vien.docx
@@ -143,7 +143,13 @@
         <w:t xml:space="preserve">Đại diện: </w:t>
       </w:r>
       <w:r>
-        <w:t>{{nguoiDaiDienDonViHTX}}</w:t>
+        <w:t>{{</w:t>
+      </w:r>
+      <w:r>
+        <w:t>nguoiDaiDienKyTen</w:t>
+      </w:r>
+      <w:r>
+        <w:t>}}</w:t>
       </w:r>
       <w:r>
         <w:tab/>
@@ -491,7 +497,25 @@
               <w:rPr>
                 <w:rFonts w:cs="Times New Roman"/>
               </w:rPr>
-              <w:t>TPHCM, ngày {{ngayKyHopDong_dd}} tháng {{ngayKyHopDong_MM}} năm {{ngayKyHopDong_yyyy}}</w:t>
+              <w:t>{{</w:t>
+            </w:r>
+            <w:r>
+              <w:rPr>
+                <w:rFonts w:cs="Times New Roman"/>
+              </w:rPr>
+              <w:t>tinhThanh</w:t>
+            </w:r>
+            <w:r>
+              <w:rPr>
+                <w:rFonts w:cs="Times New Roman"/>
+              </w:rPr>
+              <w:t>}}</w:t>
+            </w:r>
+            <w:r>
+              <w:rPr>
+                <w:rFonts w:cs="Times New Roman"/>
+              </w:rPr>
+              <w:t>, ngày {{ngayKyHopDong_dd}} tháng {{ngayKyHopDong_MM}} năm {{ngayKyHopDong_yyyy}}</w:t>
             </w:r>
           </w:p>
           <w:p>
@@ -619,7 +643,7 @@
                 <w:b/>
                 <w:bCs/>
               </w:rPr>
-              <w:t>nguoiDaiDienDonViHTX</w:t>
+              <w:t>nguoiDaiDienKyTen</w:t>
             </w:r>
             <w:r>
               <w:rPr>
